--- a/docs/model_update/模型修正进展与计划-2026-10-22.docx
+++ b/docs/model_update/模型修正进展与计划-2026-10-22.docx
@@ -25,6 +25,7 @@
     <w:p>
       <w:pPr>
         <w:rPr>
+          <w:rFonts w:hint="eastAsia"/>
           <w:lang w:eastAsia="zh-CN"/>
         </w:rPr>
       </w:pPr>
@@ -32,13 +33,33 @@
         <w:rPr>
           <w:lang w:eastAsia="zh-CN"/>
         </w:rPr>
-        <w:t>目前已有从模型/试验导入、节点与自由度匹配、参数和响应定义、灵敏度求解、Bayesian 参数更新，结果存储和可视化的主要链路。</w:t>
+        <w:t>目前已有从模型/试验导入、节点与自由度匹配、参数和响应定义、灵敏度求解、Bayesian 参数更新，结果存储和可视化的主要链路</w:t>
+      </w:r>
+      <w:r>
+        <w:rPr>
+          <w:rFonts w:hint="eastAsia"/>
+          <w:lang w:eastAsia="zh-CN"/>
+        </w:rPr>
+        <w:t>，并通过缓存</w:t>
+      </w:r>
+      <w:r>
+        <w:rPr>
+          <w:rFonts w:hint="eastAsia"/>
+          <w:lang w:eastAsia="zh-CN"/>
+        </w:rPr>
+        <w:t>、显示效果等方式</w:t>
+      </w:r>
+      <w:r>
+        <w:rPr>
+          <w:rFonts w:hint="eastAsia"/>
+          <w:lang w:eastAsia="zh-CN"/>
+        </w:rPr>
+        <w:t>提高了效率。</w:t>
       </w:r>
     </w:p>
     <w:p>
       <w:pPr>
         <w:rPr>
-          <w:rFonts w:hint="eastAsia"/>
           <w:lang w:eastAsia="zh-CN"/>
         </w:rPr>
       </w:pPr>
@@ -69,7 +90,21 @@
           <w:rFonts w:hint="eastAsia"/>
           <w:lang w:eastAsia="zh-CN"/>
         </w:rPr>
-        <w:t>在数据和功能上（华天、数巧）更好的融合，并且优化解析、计算以及加载渲染的效率</w:t>
+        <w:t>在数据和功能上（华天、数巧）更好的融合，</w:t>
+      </w:r>
+      <w:r>
+        <w:rPr>
+          <w:rFonts w:hint="eastAsia"/>
+          <w:lang w:eastAsia="zh-CN"/>
+        </w:rPr>
+        <w:t>持续</w:t>
+      </w:r>
+      <w:r>
+        <w:rPr>
+          <w:rFonts w:hint="eastAsia"/>
+          <w:lang w:eastAsia="zh-CN"/>
+        </w:rPr>
+        <w:t>优化解析、计算以及加载渲染的效率</w:t>
       </w:r>
       <w:r>
         <w:rPr>
@@ -610,15 +645,36 @@
     <w:p>
       <w:pPr>
         <w:pStyle w:val="1"/>
+        <w:rPr>
+          <w:lang w:eastAsia="zh-CN"/>
+        </w:rPr>
       </w:pPr>
       <w:r>
+        <w:rPr>
+          <w:lang w:eastAsia="zh-CN"/>
+        </w:rPr>
         <w:t xml:space="preserve">2. </w:t>
       </w:r>
-      <w:proofErr w:type="spellStart"/>
       <w:r>
+        <w:rPr>
+          <w:lang w:eastAsia="zh-CN"/>
+        </w:rPr>
         <w:t>可修正参数范围</w:t>
       </w:r>
-      <w:proofErr w:type="spellEnd"/>
+    </w:p>
+    <w:p>
+      <w:pPr>
+        <w:rPr>
+          <w:lang w:eastAsia="zh-CN"/>
+        </w:rPr>
+      </w:pPr>
+      <w:r>
+        <w:rPr>
+          <w:rFonts w:hint="eastAsia"/>
+          <w:lang w:eastAsia="zh-CN"/>
+        </w:rPr>
+        <w:t>当前修正参数包括E、RHO和厚度，后续计划增加工程中常用的PBUSH、SPRING单元的刚度。</w:t>
+      </w:r>
     </w:p>
     <w:tbl>
       <w:tblPr>
@@ -1029,10 +1085,11 @@
             </w:pPr>
             <w:r>
               <w:rPr>
+                <w:rFonts w:hint="eastAsia"/>
                 <w:sz w:val="18"/>
                 <w:lang w:eastAsia="zh-CN"/>
               </w:rPr>
-              <w:t>待办中明确列出，尚不属于当前已验收修正参数</w:t>
+              <w:t>暂未实现</w:t>
             </w:r>
           </w:p>
         </w:tc>
@@ -1050,10 +1107,11 @@
             </w:pPr>
             <w:r>
               <w:rPr>
+                <w:rFonts w:hint="eastAsia"/>
                 <w:sz w:val="18"/>
                 <w:lang w:eastAsia="zh-CN"/>
               </w:rPr>
-              <w:t>无本轮可引用的完整真实修正证据</w:t>
+              <w:t>/</w:t>
             </w:r>
           </w:p>
         </w:tc>
@@ -1077,7 +1135,6 @@
               <w:rPr>
                 <w:sz w:val="18"/>
               </w:rPr>
-              <w:lastRenderedPageBreak/>
               <w:t>弹簧刚度</w:t>
             </w:r>
             <w:proofErr w:type="spellEnd"/>
@@ -1094,9 +1151,11 @@
             </w:pPr>
             <w:r>
               <w:rPr>
+                <w:rFonts w:hint="eastAsia"/>
                 <w:sz w:val="18"/>
+                <w:lang w:eastAsia="zh-CN"/>
               </w:rPr>
-              <w:t>待办中列出 SPRING 修正需求</w:t>
+              <w:t>暂未实现</w:t>
             </w:r>
           </w:p>
         </w:tc>
@@ -1114,208 +1173,16 @@
             </w:pPr>
             <w:r>
               <w:rPr>
+                <w:rFonts w:hint="eastAsia"/>
                 <w:sz w:val="18"/>
                 <w:lang w:eastAsia="zh-CN"/>
               </w:rPr>
-              <w:t>无本轮可引用的完整真实修正证据</w:t>
-            </w:r>
-          </w:p>
-        </w:tc>
-      </w:tr>
-      <w:tr>
-        <w:trPr>
-          <w:cantSplit/>
-          <w:jc w:val="center"/>
-        </w:trPr>
-        <w:tc>
-          <w:tcPr>
-            <w:tcW w:w="1829" w:type="dxa"/>
-            <w:vAlign w:val="center"/>
-          </w:tcPr>
-          <w:p>
-            <w:pPr>
-              <w:spacing w:before="60" w:after="60" w:line="259" w:lineRule="auto"/>
-              <w:rPr>
-                <w:lang w:eastAsia="zh-CN"/>
-              </w:rPr>
-            </w:pPr>
-            <w:r>
-              <w:rPr>
-                <w:sz w:val="18"/>
-                <w:lang w:eastAsia="zh-CN"/>
-              </w:rPr>
-              <w:t>泊松比、正交各向异性参数、梁截面及其他参数</w:t>
-            </w:r>
-          </w:p>
-        </w:tc>
-        <w:tc>
-          <w:tcPr>
-            <w:tcW w:w="3641" w:type="dxa"/>
-            <w:vAlign w:val="center"/>
-          </w:tcPr>
-          <w:p>
-            <w:pPr>
-              <w:spacing w:before="60" w:after="60" w:line="259" w:lineRule="auto"/>
-              <w:rPr>
-                <w:lang w:eastAsia="zh-CN"/>
-              </w:rPr>
-            </w:pPr>
-            <w:r>
-              <w:rPr>
-                <w:sz w:val="18"/>
-                <w:lang w:eastAsia="zh-CN"/>
-              </w:rPr>
-              <w:t>不能根据模型可解析或目录可展示就列为完整修正能力</w:t>
-            </w:r>
-          </w:p>
-        </w:tc>
-        <w:tc>
-          <w:tcPr>
-            <w:tcW w:w="2778" w:type="dxa"/>
-            <w:vAlign w:val="center"/>
-          </w:tcPr>
-          <w:p>
-            <w:pPr>
-              <w:spacing w:before="60" w:after="60" w:line="259" w:lineRule="auto"/>
-              <w:rPr>
-                <w:lang w:eastAsia="zh-CN"/>
-              </w:rPr>
-            </w:pPr>
-            <w:r>
-              <w:rPr>
-                <w:sz w:val="18"/>
-                <w:lang w:eastAsia="zh-CN"/>
-              </w:rPr>
-              <w:t>未找到足够的端到端验收证据</w:t>
+              <w:t>/</w:t>
             </w:r>
           </w:p>
         </w:tc>
       </w:tr>
     </w:tbl>
-    <w:p>
-      <w:pPr>
-        <w:spacing w:after="0"/>
-        <w:rPr>
-          <w:lang w:eastAsia="zh-CN"/>
-        </w:rPr>
-      </w:pPr>
-    </w:p>
-    <w:p>
-      <w:pPr>
-        <w:rPr>
-          <w:lang w:eastAsia="zh-CN"/>
-        </w:rPr>
-      </w:pPr>
-      <w:r>
-        <w:rPr>
-          <w:lang w:eastAsia="zh-CN"/>
-        </w:rPr>
-        <w:t>具体限制：</w:t>
-      </w:r>
-    </w:p>
-    <w:p>
-      <w:pPr>
-        <w:pStyle w:val="ae"/>
-        <w:ind w:left="255" w:hanging="170"/>
-        <w:rPr>
-          <w:lang w:eastAsia="zh-CN"/>
-        </w:rPr>
-      </w:pPr>
-      <w:r>
-        <w:rPr>
-          <w:lang w:eastAsia="zh-CN"/>
-        </w:rPr>
-        <w:t>• Abaqus 新增的集合 E 生成路径，现有真实验证记录限定为主 INP 内的常数各向同性材料和</w:t>
-      </w:r>
-      <w:proofErr w:type="gramStart"/>
-      <w:r>
-        <w:rPr>
-          <w:lang w:eastAsia="zh-CN"/>
-        </w:rPr>
-        <w:t>壳集合</w:t>
-      </w:r>
-      <w:proofErr w:type="gramEnd"/>
-      <w:r>
-        <w:rPr>
-          <w:lang w:eastAsia="zh-CN"/>
-        </w:rPr>
-        <w:t>；实体、梁、多层材料、复杂 include/多实例应另行验证。</w:t>
-      </w:r>
-    </w:p>
-    <w:p>
-      <w:pPr>
-        <w:pStyle w:val="ae"/>
-        <w:ind w:left="255" w:hanging="170"/>
-        <w:rPr>
-          <w:lang w:eastAsia="zh-CN"/>
-        </w:rPr>
-      </w:pPr>
-      <w:r>
-        <w:rPr>
-          <w:lang w:eastAsia="zh-CN"/>
-        </w:rPr>
-        <w:t>• Nastran E/RHO 写回当前限定 MAT1，厚度写回限定 PSHELL。H 与 T 在该路径中属于壳厚的命名别名，不是两个独立物理参数。</w:t>
-      </w:r>
-    </w:p>
-    <w:p>
-      <w:pPr>
-        <w:pStyle w:val="ae"/>
-        <w:ind w:left="255" w:hanging="170"/>
-        <w:rPr>
-          <w:lang w:eastAsia="zh-CN"/>
-        </w:rPr>
-      </w:pPr>
-      <w:r>
-        <w:rPr>
-          <w:lang w:eastAsia="zh-CN"/>
-        </w:rPr>
-        <w:t>• 分区参数必须只修改被选范围。共享材料/属性需要正确局部化，防止修正一个分区却影响其他零件。</w:t>
-      </w:r>
-    </w:p>
-    <w:p>
-      <w:pPr>
-        <w:pStyle w:val="ae"/>
-        <w:ind w:left="255" w:hanging="170"/>
-        <w:rPr>
-          <w:lang w:eastAsia="zh-CN"/>
-        </w:rPr>
-      </w:pPr>
-      <w:r>
-        <w:rPr>
-          <w:lang w:eastAsia="zh-CN"/>
-        </w:rPr>
-        <w:t>• 优先采用有物理意义的材料级、</w:t>
-      </w:r>
-      <w:proofErr w:type="gramStart"/>
-      <w:r>
-        <w:rPr>
-          <w:lang w:eastAsia="zh-CN"/>
-        </w:rPr>
-        <w:t>零件级</w:t>
-      </w:r>
-      <w:proofErr w:type="gramEnd"/>
-      <w:r>
-        <w:rPr>
-          <w:lang w:eastAsia="zh-CN"/>
-        </w:rPr>
-        <w:t>或分区级参数。单元级参数适合后续细化，不作为真实工程模型初始默认策略。</w:t>
-      </w:r>
-    </w:p>
-    <w:p>
-      <w:pPr>
-        <w:pStyle w:val="ae"/>
-        <w:ind w:left="255" w:hanging="170"/>
-        <w:rPr>
-          <w:lang w:eastAsia="zh-CN"/>
-        </w:rPr>
-      </w:pPr>
-      <w:r>
-        <w:rPr>
-          <w:lang w:eastAsia="zh-CN"/>
-        </w:rPr>
-        <w:t>• 每个参数需明确初值、物理单位、上下界、先验/散布和作用域。代码中的宽松默认边界不能代替工程约束。</w:t>
-      </w:r>
-    </w:p>
     <w:p>
       <w:pPr>
         <w:pStyle w:val="1"/>
@@ -1327,13 +1194,35 @@
         <w:rPr>
           <w:lang w:eastAsia="zh-CN"/>
         </w:rPr>
-        <w:t xml:space="preserve">4. </w:t>
+        <w:lastRenderedPageBreak/>
+        <w:t xml:space="preserve">3. </w:t>
       </w:r>
       <w:r>
         <w:rPr>
           <w:lang w:eastAsia="zh-CN"/>
         </w:rPr>
-        <w:t>效率提升重点与验收指标</w:t>
+        <w:t>效率提升重点与</w:t>
+      </w:r>
+      <w:r>
+        <w:rPr>
+          <w:rFonts w:ascii="微软雅黑" w:eastAsia="微软雅黑" w:hAnsi="微软雅黑" w:cs="微软雅黑" w:hint="eastAsia"/>
+          <w:lang w:eastAsia="zh-CN"/>
+        </w:rPr>
+        <w:t>验</w:t>
+      </w:r>
+      <w:r>
+        <w:rPr>
+          <w:rFonts w:ascii="MS Gothic" w:eastAsia="MS Gothic" w:hAnsi="MS Gothic" w:cs="MS Gothic" w:hint="eastAsia"/>
+          <w:lang w:eastAsia="zh-CN"/>
+        </w:rPr>
+        <w:t>收指</w:t>
+      </w:r>
+      <w:r>
+        <w:rPr>
+          <w:rFonts w:ascii="微软雅黑" w:eastAsia="微软雅黑" w:hAnsi="微软雅黑" w:cs="微软雅黑" w:hint="eastAsia"/>
+          <w:lang w:eastAsia="zh-CN"/>
+        </w:rPr>
+        <w:t>标</w:t>
       </w:r>
     </w:p>
     <w:p>
@@ -1347,7 +1236,7 @@
         <w:rPr>
           <w:lang w:eastAsia="zh-CN"/>
         </w:rPr>
-        <w:t xml:space="preserve">4.1 </w:t>
+        <w:t xml:space="preserve">3.1 </w:t>
       </w:r>
       <w:r>
         <w:rPr>
@@ -1421,7 +1310,7 @@
         <w:rPr>
           <w:lang w:eastAsia="zh-CN"/>
         </w:rPr>
-        <w:t>、求解器调用次数、峰值内存、磁盘占用及接口冷/热缓存状态。 重复至少三次，记录中位数；查询接口有足够样本时统计 P95。 排队等待和求解运行分开，异步接口返回</w:t>
+        <w:t>、求解器调用次数、峰值内存、磁盘占用及接口冷/热缓存状态。 重复至少三次，记录中位数； 排队等待和求解运行分开，异步接口返回</w:t>
       </w:r>
       <w:proofErr w:type="gramStart"/>
       <w:r>
@@ -1440,33 +1329,6 @@
     </w:p>
     <w:p>
       <w:pPr>
-        <w:rPr>
-          <w:lang w:eastAsia="zh-CN"/>
-        </w:rPr>
-      </w:pPr>
-      <w:r>
-        <w:rPr>
-          <w:lang w:eastAsia="zh-CN"/>
-        </w:rPr>
-        <w:t>当前没有可作为本轮验收基准的完整统一实测耗时，因此本报告</w:t>
-      </w:r>
-      <w:proofErr w:type="gramStart"/>
-      <w:r>
-        <w:rPr>
-          <w:lang w:eastAsia="zh-CN"/>
-        </w:rPr>
-        <w:t>不</w:t>
-      </w:r>
-      <w:proofErr w:type="gramEnd"/>
-      <w:r>
-        <w:rPr>
-          <w:lang w:eastAsia="zh-CN"/>
-        </w:rPr>
-        <w:t>宣称已有固定加速倍数。</w:t>
-      </w:r>
-    </w:p>
-    <w:p>
-      <w:pPr>
         <w:pStyle w:val="21"/>
         <w:rPr>
           <w:lang w:eastAsia="zh-CN"/>
@@ -1476,7 +1338,7 @@
         <w:rPr>
           <w:lang w:eastAsia="zh-CN"/>
         </w:rPr>
-        <w:t xml:space="preserve">4.2 </w:t>
+        <w:t xml:space="preserve">3.2 </w:t>
       </w:r>
       <w:r>
         <w:rPr>
@@ -1566,7 +1428,20 @@
         <w:rPr>
           <w:lang w:eastAsia="zh-CN"/>
         </w:rPr>
-        <w:t>：检查初始结果、灵敏度结果和当前参数状态能否复用；复用必须校验模型、参数、边界条件、载荷和求解设置的一致性。回溯试算也应计入求解次数。</w:t>
+        <w:t>：检查初始结果、灵敏度结果和当前参数状态能否复用；复用必须校验模型、参数、边界条件、载荷和求解设置的</w:t>
+      </w:r>
+      <w:r>
+        <w:rPr>
+          <w:rFonts w:hint="eastAsia"/>
+          <w:lang w:eastAsia="zh-CN"/>
+        </w:rPr>
+        <w:t>一致性</w:t>
+      </w:r>
+      <w:r>
+        <w:rPr>
+          <w:lang w:eastAsia="zh-CN"/>
+        </w:rPr>
+        <w:t>。</w:t>
       </w:r>
     </w:p>
     <w:p>
@@ -1581,7 +1456,6 @@
         <w:rPr>
           <w:lang w:eastAsia="zh-CN"/>
         </w:rPr>
-        <w:lastRenderedPageBreak/>
         <w:t xml:space="preserve">3. </w:t>
       </w:r>
       <w:r>
@@ -1698,121 +1572,6 @@
     </w:p>
     <w:p>
       <w:pPr>
-        <w:rPr>
-          <w:lang w:eastAsia="zh-CN"/>
-        </w:rPr>
-      </w:pPr>
-      <w:r>
-        <w:rPr>
-          <w:lang w:eastAsia="zh-CN"/>
-        </w:rPr>
-        <w:t>建议验收目标（待基线确认，不是已达到的结果）：</w:t>
-      </w:r>
-    </w:p>
-    <w:p>
-      <w:pPr>
-        <w:pStyle w:val="ae"/>
-        <w:ind w:left="255" w:hanging="170"/>
-        <w:rPr>
-          <w:lang w:eastAsia="zh-CN"/>
-        </w:rPr>
-      </w:pPr>
-      <w:r>
-        <w:rPr>
-          <w:lang w:eastAsia="zh-CN"/>
-        </w:rPr>
-        <w:t>• 同工作量下，非求解处理时间相对基线降低 30% 为首轮目标；若其本来占比很小，改以</w:t>
-      </w:r>
-      <w:proofErr w:type="gramStart"/>
-      <w:r>
-        <w:rPr>
-          <w:lang w:eastAsia="zh-CN"/>
-        </w:rPr>
-        <w:t>整轮时间</w:t>
-      </w:r>
-      <w:proofErr w:type="gramEnd"/>
-      <w:r>
-        <w:rPr>
-          <w:lang w:eastAsia="zh-CN"/>
-        </w:rPr>
-        <w:t>和主要瓶颈指标验收。</w:t>
-      </w:r>
-    </w:p>
-    <w:p>
-      <w:pPr>
-        <w:pStyle w:val="ae"/>
-        <w:ind w:left="255" w:hanging="170"/>
-        <w:rPr>
-          <w:lang w:eastAsia="zh-CN"/>
-        </w:rPr>
-      </w:pPr>
-      <w:r>
-        <w:rPr>
-          <w:lang w:eastAsia="zh-CN"/>
-        </w:rPr>
-        <w:t>• 相同模型/状态/设置不出现非必要的重复求解；必须重新求解的步骤保留完整追踪。</w:t>
-      </w:r>
-    </w:p>
-    <w:p>
-      <w:pPr>
-        <w:pStyle w:val="ae"/>
-        <w:ind w:left="255" w:hanging="170"/>
-        <w:rPr>
-          <w:lang w:eastAsia="zh-CN"/>
-        </w:rPr>
-      </w:pPr>
-      <w:r>
-        <w:rPr>
-          <w:lang w:eastAsia="zh-CN"/>
-        </w:rPr>
-        <w:t>• 大模型请求可跟踪状态、失败可定位，不能以请求超时导致任务无记录或历史损坏。</w:t>
-      </w:r>
-    </w:p>
-    <w:p>
-      <w:pPr>
-        <w:pStyle w:val="ae"/>
-        <w:ind w:left="255" w:hanging="170"/>
-        <w:rPr>
-          <w:lang w:eastAsia="zh-CN"/>
-        </w:rPr>
-      </w:pPr>
-      <w:r>
-        <w:rPr>
-          <w:lang w:eastAsia="zh-CN"/>
-        </w:rPr>
-        <w:t>• 参数规模的比较至少覆盖材料/分区级与单元</w:t>
-      </w:r>
-      <w:proofErr w:type="gramStart"/>
-      <w:r>
-        <w:rPr>
-          <w:lang w:eastAsia="zh-CN"/>
-        </w:rPr>
-        <w:t>级两种</w:t>
-      </w:r>
-      <w:proofErr w:type="gramEnd"/>
-      <w:r>
-        <w:rPr>
-          <w:lang w:eastAsia="zh-CN"/>
-        </w:rPr>
-        <w:t>设置，并同时报告速度、误差和</w:t>
-      </w:r>
-      <w:proofErr w:type="gramStart"/>
-      <w:r>
-        <w:rPr>
-          <w:lang w:eastAsia="zh-CN"/>
-        </w:rPr>
-        <w:t>物理合</w:t>
-      </w:r>
-      <w:proofErr w:type="gramEnd"/>
-      <w:r>
-        <w:rPr>
-          <w:lang w:eastAsia="zh-CN"/>
-        </w:rPr>
-        <w:t>理性。</w:t>
-      </w:r>
-    </w:p>
-    <w:p>
-      <w:pPr>
         <w:pStyle w:val="1"/>
         <w:rPr>
           <w:lang w:eastAsia="zh-CN"/>
@@ -1822,7 +1581,7 @@
         <w:rPr>
           <w:lang w:eastAsia="zh-CN"/>
         </w:rPr>
-        <w:t xml:space="preserve">5. </w:t>
+        <w:t xml:space="preserve">4. </w:t>
       </w:r>
       <w:r>
         <w:rPr>
@@ -1841,7 +1600,20 @@
         <w:rPr>
           <w:lang w:eastAsia="zh-CN"/>
         </w:rPr>
-        <w:t>以下为从 2026-10-22 起的建议排期，按一名主要后端开发、前端/测试配合估计。 依赖求解器许可、可运行硬件、真实源模型及试验数据按阶段开始前具备；缺少时相应节点顺延，并明确记录等待原因。</w:t>
+        <w:t>以下为从 2026-10-22 起的建议排期</w:t>
+      </w:r>
+      <w:r>
+        <w:rPr>
+          <w:rFonts w:hint="eastAsia"/>
+          <w:lang w:eastAsia="zh-CN"/>
+        </w:rPr>
+        <w:t>.</w:t>
+      </w:r>
+      <w:r>
+        <w:rPr>
+          <w:lang w:eastAsia="zh-CN"/>
+        </w:rPr>
+        <w:t xml:space="preserve"> </w:t>
       </w:r>
     </w:p>
     <w:tbl>
@@ -1854,8 +1626,8 @@
       </w:tblPr>
       <w:tblGrid>
         <w:gridCol w:w="1474"/>
-        <w:gridCol w:w="2891"/>
-        <w:gridCol w:w="2835"/>
+        <w:gridCol w:w="2354"/>
+        <w:gridCol w:w="3372"/>
         <w:gridCol w:w="2778"/>
       </w:tblGrid>
       <w:tr>
@@ -1888,7 +1660,7 @@
         </w:tc>
         <w:tc>
           <w:tcPr>
-            <w:tcW w:w="2891" w:type="dxa"/>
+            <w:tcW w:w="2354" w:type="dxa"/>
             <w:shd w:val="clear" w:color="auto" w:fill="24476B"/>
             <w:vAlign w:val="center"/>
           </w:tcPr>
@@ -1908,7 +1680,7 @@
         </w:tc>
         <w:tc>
           <w:tcPr>
-            <w:tcW w:w="2835" w:type="dxa"/>
+            <w:tcW w:w="3372" w:type="dxa"/>
             <w:shd w:val="clear" w:color="auto" w:fill="24476B"/>
             <w:vAlign w:val="center"/>
           </w:tcPr>
@@ -1938,93 +1710,13 @@
             </w:pPr>
             <w:r>
               <w:rPr>
+                <w:rFonts w:hint="eastAsia"/>
                 <w:b/>
                 <w:color w:val="FFFFFF"/>
                 <w:sz w:val="18"/>
-              </w:rPr>
-              <w:t>交付与退出条件</w:t>
-            </w:r>
-          </w:p>
-        </w:tc>
-      </w:tr>
-      <w:tr>
-        <w:trPr>
-          <w:cantSplit/>
-          <w:jc w:val="center"/>
-        </w:trPr>
-        <w:tc>
-          <w:tcPr>
-            <w:tcW w:w="1474" w:type="dxa"/>
-            <w:vAlign w:val="center"/>
-          </w:tcPr>
-          <w:p>
-            <w:pPr>
-              <w:spacing w:before="60" w:after="60" w:line="259" w:lineRule="auto"/>
-            </w:pPr>
-            <w:r>
-              <w:rPr>
-                <w:sz w:val="18"/>
-              </w:rPr>
-              <w:t>M0：冻结范围与基线</w:t>
-            </w:r>
-          </w:p>
-        </w:tc>
-        <w:tc>
-          <w:tcPr>
-            <w:tcW w:w="2891" w:type="dxa"/>
-            <w:vAlign w:val="center"/>
-          </w:tcPr>
-          <w:p>
-            <w:pPr>
-              <w:spacing w:before="60" w:after="60" w:line="259" w:lineRule="auto"/>
-            </w:pPr>
-            <w:r>
-              <w:rPr>
-                <w:sz w:val="18"/>
-              </w:rPr>
-              <w:t>10 月 22 日—10 月 23 日</w:t>
-            </w:r>
-          </w:p>
-        </w:tc>
-        <w:tc>
-          <w:tcPr>
-            <w:tcW w:w="2835" w:type="dxa"/>
-            <w:vAlign w:val="center"/>
-          </w:tcPr>
-          <w:p>
-            <w:pPr>
-              <w:spacing w:before="60" w:after="60" w:line="259" w:lineRule="auto"/>
-              <w:rPr>
                 <w:lang w:eastAsia="zh-CN"/>
               </w:rPr>
-            </w:pPr>
-            <w:r>
-              <w:rPr>
-                <w:sz w:val="18"/>
-                <w:lang w:eastAsia="zh-CN"/>
-              </w:rPr>
-              <w:t>确认可修正参数、响应、单位、模型版本；选定静力和模态基准；制定计时记录格式</w:t>
-            </w:r>
-          </w:p>
-        </w:tc>
-        <w:tc>
-          <w:tcPr>
-            <w:tcW w:w="2778" w:type="dxa"/>
-            <w:vAlign w:val="center"/>
-          </w:tcPr>
-          <w:p>
-            <w:pPr>
-              <w:spacing w:before="60" w:after="60" w:line="259" w:lineRule="auto"/>
-              <w:rPr>
-                <w:lang w:eastAsia="zh-CN"/>
-              </w:rPr>
-            </w:pPr>
-            <w:r>
-              <w:rPr>
-                <w:sz w:val="18"/>
-                <w:lang w:eastAsia="zh-CN"/>
-              </w:rPr>
-              <w:t>参数能力清单、数据缺项清单、基线测量方案和真实模型清单；没有源模型/目标值的项目不承诺闭环</w:t>
+              <w:t>目标</w:t>
             </w:r>
           </w:p>
         </w:tc>
@@ -2051,13 +1743,13 @@
                 <w:sz w:val="18"/>
                 <w:lang w:eastAsia="zh-CN"/>
               </w:rPr>
-              <w:t>M1：核心参数与效率基线</w:t>
+              <w:t>真实静力多测点验证</w:t>
             </w:r>
           </w:p>
         </w:tc>
         <w:tc>
           <w:tcPr>
-            <w:tcW w:w="2891" w:type="dxa"/>
+            <w:tcW w:w="2354" w:type="dxa"/>
             <w:vAlign w:val="center"/>
           </w:tcPr>
           <w:p>
@@ -2068,13 +1760,37 @@
               <w:rPr>
                 <w:sz w:val="18"/>
               </w:rPr>
-              <w:t>10 月 26 日—10 月 30 日</w:t>
+              <w:t>1</w:t>
+            </w:r>
+            <w:r>
+              <w:rPr>
+                <w:sz w:val="18"/>
+              </w:rPr>
+              <w:t>0</w:t>
+            </w:r>
+            <w:r>
+              <w:rPr>
+                <w:sz w:val="18"/>
+              </w:rPr>
+              <w:t xml:space="preserve"> 月 2</w:t>
+            </w:r>
+            <w:r>
+              <w:rPr>
+                <w:sz w:val="18"/>
+              </w:rPr>
+              <w:t>2</w:t>
+            </w:r>
+            <w:r>
+              <w:rPr>
+                <w:sz w:val="18"/>
+              </w:rPr>
+              <w:t xml:space="preserve"> 日—11 月 6 日</w:t>
             </w:r>
           </w:p>
         </w:tc>
         <w:tc>
           <w:tcPr>
-            <w:tcW w:w="2835" w:type="dxa"/>
+            <w:tcW w:w="3372" w:type="dxa"/>
             <w:vAlign w:val="center"/>
           </w:tcPr>
           <w:p>
@@ -2089,7 +1805,7 @@
                 <w:sz w:val="18"/>
                 <w:lang w:eastAsia="zh-CN"/>
               </w:rPr>
-              <w:t>对 E、RHO、壳厚逐项检查生成/作用域/写回；测量完整耗时；优先做分区参数及重复处理优化</w:t>
+              <w:t>对接实际 TXT、节点与方向、加载记录；完成位移目标到修正响应的映射；在真实结构上做 E 或厚度修正</w:t>
             </w:r>
           </w:p>
         </w:tc>
@@ -2107,10 +1823,39 @@
             </w:pPr>
             <w:r>
               <w:rPr>
+                <w:rFonts w:hint="eastAsia"/>
                 <w:sz w:val="18"/>
                 <w:lang w:eastAsia="zh-CN"/>
               </w:rPr>
-              <w:t>各参数有通过/不支持/待验证记录；E 静力基准可复现；形成第一版效率报告</w:t>
+              <w:t>完成多个</w:t>
+            </w:r>
+            <w:r>
+              <w:rPr>
+                <w:sz w:val="18"/>
+                <w:lang w:eastAsia="zh-CN"/>
+              </w:rPr>
+              <w:t>真实源模型完成多测点、多加载记录闭环</w:t>
+            </w:r>
+            <w:r>
+              <w:rPr>
+                <w:rFonts w:hint="eastAsia"/>
+                <w:sz w:val="18"/>
+                <w:lang w:eastAsia="zh-CN"/>
+              </w:rPr>
+              <w:t>；完成</w:t>
+            </w:r>
+            <w:r>
+              <w:rPr>
+                <w:sz w:val="18"/>
+                <w:lang w:eastAsia="zh-CN"/>
+              </w:rPr>
+              <w:t>修正的验证；</w:t>
+            </w:r>
+            <w:r>
+              <w:rPr>
+                <w:lang w:eastAsia="zh-CN"/>
+              </w:rPr>
+              <w:t xml:space="preserve"> </w:t>
             </w:r>
           </w:p>
         </w:tc>
@@ -2137,13 +1882,13 @@
                 <w:sz w:val="18"/>
                 <w:lang w:eastAsia="zh-CN"/>
               </w:rPr>
-              <w:t>M2：真实静力多测点验证</w:t>
+              <w:t>模态与联合参数验证</w:t>
             </w:r>
           </w:p>
         </w:tc>
         <w:tc>
           <w:tcPr>
-            <w:tcW w:w="2891" w:type="dxa"/>
+            <w:tcW w:w="2354" w:type="dxa"/>
             <w:vAlign w:val="center"/>
           </w:tcPr>
           <w:p>
@@ -2154,99 +1899,25 @@
               <w:rPr>
                 <w:sz w:val="18"/>
               </w:rPr>
-              <w:t>11 月 2 日—11 月 6 日</w:t>
+              <w:t xml:space="preserve">11 月 </w:t>
+            </w:r>
+            <w:r>
+              <w:rPr>
+                <w:sz w:val="18"/>
+              </w:rPr>
+              <w:t>6</w:t>
+            </w:r>
+            <w:r>
+              <w:rPr>
+                <w:sz w:val="18"/>
+              </w:rPr>
+              <w:t xml:space="preserve"> 日—11 月 13 日</w:t>
             </w:r>
           </w:p>
         </w:tc>
         <w:tc>
           <w:tcPr>
-            <w:tcW w:w="2835" w:type="dxa"/>
-            <w:vAlign w:val="center"/>
-          </w:tcPr>
-          <w:p>
-            <w:pPr>
-              <w:spacing w:before="60" w:after="60" w:line="259" w:lineRule="auto"/>
-              <w:rPr>
-                <w:lang w:eastAsia="zh-CN"/>
-              </w:rPr>
-            </w:pPr>
-            <w:r>
-              <w:rPr>
-                <w:sz w:val="18"/>
-                <w:lang w:eastAsia="zh-CN"/>
-              </w:rPr>
-              <w:t>对接实际 TXT、节点与方向、加载记录；完成应变/位移目标到修正响应的映射；在真实结构上做 E 或厚度修正</w:t>
-            </w:r>
-          </w:p>
-        </w:tc>
-        <w:tc>
-          <w:tcPr>
-            <w:tcW w:w="2778" w:type="dxa"/>
-            <w:vAlign w:val="center"/>
-          </w:tcPr>
-          <w:p>
-            <w:pPr>
-              <w:spacing w:before="60" w:after="60" w:line="259" w:lineRule="auto"/>
-              <w:rPr>
-                <w:lang w:eastAsia="zh-CN"/>
-              </w:rPr>
-            </w:pPr>
-            <w:r>
-              <w:rPr>
-                <w:sz w:val="18"/>
-                <w:lang w:eastAsia="zh-CN"/>
-              </w:rPr>
-              <w:t>至少一个真实源模型完成多测点、多加载记录闭环；包含未参与修正的验证点/工况；结果逐项可追溯</w:t>
-            </w:r>
-          </w:p>
-        </w:tc>
-      </w:tr>
-      <w:tr>
-        <w:trPr>
-          <w:cantSplit/>
-          <w:jc w:val="center"/>
-        </w:trPr>
-        <w:tc>
-          <w:tcPr>
-            <w:tcW w:w="1474" w:type="dxa"/>
-            <w:vAlign w:val="center"/>
-          </w:tcPr>
-          <w:p>
-            <w:pPr>
-              <w:spacing w:before="60" w:after="60" w:line="259" w:lineRule="auto"/>
-              <w:rPr>
-                <w:lang w:eastAsia="zh-CN"/>
-              </w:rPr>
-            </w:pPr>
-            <w:r>
-              <w:rPr>
-                <w:sz w:val="18"/>
-                <w:lang w:eastAsia="zh-CN"/>
-              </w:rPr>
-              <w:t>M3：模态与联合参数验证</w:t>
-            </w:r>
-          </w:p>
-        </w:tc>
-        <w:tc>
-          <w:tcPr>
-            <w:tcW w:w="2891" w:type="dxa"/>
-            <w:vAlign w:val="center"/>
-          </w:tcPr>
-          <w:p>
-            <w:pPr>
-              <w:spacing w:before="60" w:after="60" w:line="259" w:lineRule="auto"/>
-            </w:pPr>
-            <w:r>
-              <w:rPr>
-                <w:sz w:val="18"/>
-              </w:rPr>
-              <w:t>11 月 9 日—11 月 13 日</w:t>
-            </w:r>
-          </w:p>
-        </w:tc>
-        <w:tc>
-          <w:tcPr>
-            <w:tcW w:w="2835" w:type="dxa"/>
+            <w:tcW w:w="3372" w:type="dxa"/>
             <w:vAlign w:val="center"/>
           </w:tcPr>
           <w:p>
@@ -2279,26 +1950,24 @@
             </w:pPr>
             <w:r>
               <w:rPr>
+                <w:rFonts w:hint="eastAsia"/>
                 <w:sz w:val="18"/>
                 <w:lang w:eastAsia="zh-CN"/>
               </w:rPr>
-              <w:t xml:space="preserve">至少一个真实模态模型形成多轮结果；报告频率误差、MAC、参数变化和耗时；与 </w:t>
+              <w:t>完成多个</w:t>
             </w:r>
-            <w:proofErr w:type="spellStart"/>
             <w:r>
               <w:rPr>
                 <w:sz w:val="18"/>
                 <w:lang w:eastAsia="zh-CN"/>
               </w:rPr>
-              <w:t>FEMTools</w:t>
+              <w:t>真实模态模型形成多轮结果；报告频率误差、MAC、参数变化和耗时；</w:t>
             </w:r>
-            <w:proofErr w:type="spellEnd"/>
             <w:r>
               <w:rPr>
-                <w:sz w:val="18"/>
                 <w:lang w:eastAsia="zh-CN"/>
               </w:rPr>
-              <w:t xml:space="preserve"> 等参考结果采用相同条件对比</w:t>
+              <w:t xml:space="preserve"> </w:t>
             </w:r>
           </w:p>
         </w:tc>
@@ -2322,17 +1991,17 @@
             </w:pPr>
             <w:r>
               <w:rPr>
+                <w:rFonts w:hint="eastAsia"/>
                 <w:sz w:val="18"/>
                 <w:lang w:eastAsia="zh-CN"/>
               </w:rPr>
-              <w:lastRenderedPageBreak/>
-              <w:t>M4：工程验收与扩展评估</w:t>
+              <w:t>显示、加载以及渲染优化</w:t>
             </w:r>
           </w:p>
         </w:tc>
         <w:tc>
           <w:tcPr>
-            <w:tcW w:w="2891" w:type="dxa"/>
+            <w:tcW w:w="2354" w:type="dxa"/>
             <w:vAlign w:val="center"/>
           </w:tcPr>
           <w:p>
@@ -2343,13 +2012,49 @@
               <w:rPr>
                 <w:sz w:val="18"/>
               </w:rPr>
-              <w:t>11 月 16 日—11 月 20 日</w:t>
+              <w:t>1</w:t>
+            </w:r>
+            <w:r>
+              <w:rPr>
+                <w:sz w:val="18"/>
+              </w:rPr>
+              <w:t>0</w:t>
+            </w:r>
+            <w:r>
+              <w:rPr>
+                <w:sz w:val="18"/>
+              </w:rPr>
+              <w:t xml:space="preserve"> 月 </w:t>
+            </w:r>
+            <w:r>
+              <w:rPr>
+                <w:sz w:val="18"/>
+              </w:rPr>
+              <w:t>22</w:t>
+            </w:r>
+            <w:r>
+              <w:rPr>
+                <w:sz w:val="18"/>
+              </w:rPr>
+              <w:t xml:space="preserve">日—11 月 </w:t>
+            </w:r>
+            <w:r>
+              <w:rPr>
+                <w:sz w:val="18"/>
+              </w:rPr>
+              <w:t>15</w:t>
+            </w:r>
+            <w:r>
+              <w:rPr>
+                <w:sz w:val="18"/>
+              </w:rPr>
+              <w:t xml:space="preserve"> 日</w:t>
             </w:r>
           </w:p>
         </w:tc>
         <w:tc>
           <w:tcPr>
-            <w:tcW w:w="2835" w:type="dxa"/>
+            <w:tcW w:w="3372" w:type="dxa"/>
             <w:vAlign w:val="center"/>
           </w:tcPr>
           <w:p>
@@ -2364,23 +2069,28 @@
                 <w:sz w:val="18"/>
                 <w:lang w:eastAsia="zh-CN"/>
               </w:rPr>
-              <w:t>完成更大模型和受控并发测试；复查静力/</w:t>
+              <w:t>完成更大模型和受控并发测试；</w:t>
             </w:r>
-            <w:proofErr w:type="gramStart"/>
+            <w:r>
+              <w:rPr>
+                <w:rFonts w:hint="eastAsia"/>
+                <w:sz w:val="18"/>
+                <w:lang w:eastAsia="zh-CN"/>
+              </w:rPr>
+              <w:t>提升模型解析、加载、显示效率</w:t>
+            </w:r>
             <w:r>
               <w:rPr>
                 <w:sz w:val="18"/>
                 <w:lang w:eastAsia="zh-CN"/>
               </w:rPr>
-              <w:t>模态未</w:t>
+              <w:t>；</w:t>
             </w:r>
-            <w:proofErr w:type="gramEnd"/>
             <w:r>
               <w:rPr>
-                <w:sz w:val="18"/>
                 <w:lang w:eastAsia="zh-CN"/>
               </w:rPr>
-              <w:t>参与拟合的数据；PBUSH/弹簧先完成范围和原型可行性检查</w:t>
+              <w:t xml:space="preserve"> </w:t>
             </w:r>
           </w:p>
         </w:tc>
@@ -2401,7 +2111,150 @@
                 <w:sz w:val="18"/>
                 <w:lang w:eastAsia="zh-CN"/>
               </w:rPr>
-              <w:t>形成真实模型验收包、性能对比和已支持参数清单；连接刚度若未完成真实闭环，单独列下一阶段，不纳入已交付范围</w:t>
+              <w:t>形成真实模型验收包、性能对比和已支持参数清单；</w:t>
+            </w:r>
+            <w:r>
+              <w:rPr>
+                <w:lang w:eastAsia="zh-CN"/>
+              </w:rPr>
+              <w:t xml:space="preserve"> </w:t>
+            </w:r>
+          </w:p>
+        </w:tc>
+      </w:tr>
+      <w:tr>
+        <w:trPr>
+          <w:cantSplit/>
+          <w:jc w:val="center"/>
+        </w:trPr>
+        <w:tc>
+          <w:tcPr>
+            <w:tcW w:w="1474" w:type="dxa"/>
+            <w:vAlign w:val="center"/>
+          </w:tcPr>
+          <w:p>
+            <w:pPr>
+              <w:spacing w:before="60" w:after="60" w:line="259" w:lineRule="auto"/>
+              <w:rPr>
+                <w:sz w:val="18"/>
+                <w:lang w:eastAsia="zh-CN"/>
+              </w:rPr>
+            </w:pPr>
+            <w:r>
+              <w:rPr>
+                <w:rFonts w:hint="eastAsia"/>
+                <w:sz w:val="18"/>
+                <w:lang w:eastAsia="zh-CN"/>
+              </w:rPr>
+              <w:t>连接单元刚度优化</w:t>
+            </w:r>
+          </w:p>
+        </w:tc>
+        <w:tc>
+          <w:tcPr>
+            <w:tcW w:w="2354" w:type="dxa"/>
+            <w:vAlign w:val="center"/>
+          </w:tcPr>
+          <w:p>
+            <w:pPr>
+              <w:spacing w:before="60" w:after="60" w:line="259" w:lineRule="auto"/>
+              <w:rPr>
+                <w:sz w:val="18"/>
+                <w:lang w:eastAsia="zh-CN"/>
+              </w:rPr>
+            </w:pPr>
+            <w:r>
+              <w:rPr>
+                <w:rFonts w:hint="eastAsia"/>
+                <w:sz w:val="18"/>
+                <w:lang w:eastAsia="zh-CN"/>
+              </w:rPr>
+              <w:t>1</w:t>
+            </w:r>
+            <w:r>
+              <w:rPr>
+                <w:sz w:val="18"/>
+                <w:lang w:eastAsia="zh-CN"/>
+              </w:rPr>
+              <w:t>1</w:t>
+            </w:r>
+            <w:r>
+              <w:rPr>
+                <w:rFonts w:hint="eastAsia"/>
+                <w:sz w:val="18"/>
+                <w:lang w:eastAsia="zh-CN"/>
+              </w:rPr>
+              <w:t>月1日</w:t>
+            </w:r>
+            <w:r>
+              <w:rPr>
+                <w:sz w:val="18"/>
+              </w:rPr>
+              <w:t>—11 月 15 日</w:t>
+            </w:r>
+          </w:p>
+        </w:tc>
+        <w:tc>
+          <w:tcPr>
+            <w:tcW w:w="3372" w:type="dxa"/>
+            <w:vAlign w:val="center"/>
+          </w:tcPr>
+          <w:p>
+            <w:pPr>
+              <w:spacing w:before="60" w:after="60" w:line="259" w:lineRule="auto"/>
+              <w:rPr>
+                <w:sz w:val="18"/>
+                <w:lang w:eastAsia="zh-CN"/>
+              </w:rPr>
+            </w:pPr>
+            <w:r>
+              <w:rPr>
+                <w:rFonts w:hint="eastAsia"/>
+                <w:sz w:val="18"/>
+                <w:lang w:eastAsia="zh-CN"/>
+              </w:rPr>
+              <w:t>完成连接端元刚度的灵敏度计算以及模型修正流程。</w:t>
+            </w:r>
+          </w:p>
+        </w:tc>
+        <w:tc>
+          <w:tcPr>
+            <w:tcW w:w="2778" w:type="dxa"/>
+            <w:vAlign w:val="center"/>
+          </w:tcPr>
+          <w:p>
+            <w:pPr>
+              <w:spacing w:before="60" w:after="60" w:line="259" w:lineRule="auto"/>
+              <w:rPr>
+                <w:sz w:val="18"/>
+                <w:lang w:eastAsia="zh-CN"/>
+              </w:rPr>
+            </w:pPr>
+            <w:r>
+              <w:rPr>
+                <w:rFonts w:hint="eastAsia"/>
+                <w:sz w:val="18"/>
+                <w:lang w:eastAsia="zh-CN"/>
+              </w:rPr>
+              <w:t>使用真实案例测试，并核对与</w:t>
+            </w:r>
+            <w:proofErr w:type="gramStart"/>
+            <w:r>
+              <w:rPr>
+                <w:rFonts w:hint="eastAsia"/>
+                <w:sz w:val="18"/>
+                <w:lang w:eastAsia="zh-CN"/>
+              </w:rPr>
+              <w:t>商软计算</w:t>
+            </w:r>
+            <w:proofErr w:type="gramEnd"/>
+            <w:r>
+              <w:rPr>
+                <w:rFonts w:hint="eastAsia"/>
+                <w:sz w:val="18"/>
+                <w:lang w:eastAsia="zh-CN"/>
+              </w:rPr>
+              <w:t>结果是否一致</w:t>
             </w:r>
           </w:p>
         </w:tc>
@@ -2409,39 +2262,10 @@
     </w:tbl>
     <w:p>
       <w:pPr>
-        <w:spacing w:after="0"/>
         <w:rPr>
           <w:lang w:eastAsia="zh-CN"/>
         </w:rPr>
       </w:pPr>
-    </w:p>
-    <w:p>
-      <w:pPr>
-        <w:rPr>
-          <w:rFonts w:hint="eastAsia"/>
-          <w:lang w:eastAsia="zh-CN"/>
-        </w:rPr>
-      </w:pPr>
-      <w:r>
-        <w:rPr>
-          <w:lang w:eastAsia="zh-CN"/>
-        </w:rPr>
-        <w:t>上述 M4 对连接刚度的目标是</w:t>
-      </w:r>
-      <w:proofErr w:type="gramStart"/>
-      <w:r>
-        <w:rPr>
-          <w:lang w:eastAsia="zh-CN"/>
-        </w:rPr>
-        <w:t>完成卡型</w:t>
-      </w:r>
-      <w:proofErr w:type="gramEnd"/>
-      <w:r>
-        <w:rPr>
-          <w:lang w:eastAsia="zh-CN"/>
-        </w:rPr>
-        <w:t>范围、参数语义和原型验证，不把 PBUSH、弹簧全部支持承诺在一个阶段内。 进一步实现与验收时间在 M4 根据实际连接卡型、边界条件和算例结果确定。</w:t>
-      </w:r>
     </w:p>
     <w:sectPr>
       <w:headerReference w:type="default" r:id="rId8"/>
@@ -2541,13 +2365,6 @@
       <w:pStyle w:val="a5"/>
       <w:jc w:val="right"/>
     </w:pPr>
-    <w:r>
-      <w:rPr>
-        <w:color w:val="666666"/>
-        <w:sz w:val="16"/>
-      </w:rPr>
-      <w:t>VirtualReal702  |  模型修正进展与下一步计划</w:t>
-    </w:r>
   </w:p>
 </w:hdr>
 </file>
@@ -3040,11 +2857,6 @@
     <w:lsdException w:name="Book Title" w:uiPriority="33" w:qFormat="1"/>
     <w:lsdException w:name="Bibliography" w:semiHidden="1" w:uiPriority="37" w:unhideWhenUsed="1"/>
     <w:lsdException w:name="TOC Heading" w:semiHidden="1" w:uiPriority="39" w:unhideWhenUsed="1" w:qFormat="1"/>
-    <w:lsdException w:name="Plain Table 5" w:semiHidden="1" w:unhideWhenUsed="1"/>
-    <w:lsdException w:name="Grid Table Light" w:semiHidden="1" w:unhideWhenUsed="1"/>
-    <w:lsdException w:name="Grid Table 1 Light" w:semiHidden="1" w:unhideWhenUsed="1"/>
-    <w:lsdException w:name="Grid Table 2" w:semiHidden="1" w:unhideWhenUsed="1"/>
-    <w:lsdException w:name="Grid Table 3" w:semiHidden="1" w:unhideWhenUsed="1"/>
     <w:lsdException w:name="Grid Table 4" w:uiPriority="49"/>
     <w:lsdException w:name="Grid Table 5 Dark" w:uiPriority="50"/>
     <w:lsdException w:name="Grid Table 6 Colorful" w:uiPriority="51"/>
@@ -3165,7 +2977,7 @@
     <w:link w:val="10"/>
     <w:uiPriority w:val="9"/>
     <w:qFormat/>
-    <w:rsid w:val="00FC693F"/>
+    <w:rsid w:val="006E0348"/>
     <w:pPr>
       <w:keepNext/>
       <w:keepLines/>
@@ -3173,10 +2985,8 @@
       <w:outlineLvl w:val="0"/>
     </w:pPr>
     <w:rPr>
-      <w:rFonts w:asciiTheme="majorHAnsi" w:eastAsiaTheme="majorEastAsia" w:hAnsiTheme="majorHAnsi" w:cstheme="majorBidi"/>
-      <w:b/>
+      <w:rFonts w:asciiTheme="majorHAnsi" w:eastAsia="黑体" w:hAnsiTheme="majorHAnsi" w:cstheme="majorBidi"/>
       <w:bCs/>
-      <w:color w:val="17365D"/>
       <w:sz w:val="32"/>
       <w:szCs w:val="28"/>
     </w:rPr>
@@ -3189,7 +2999,7 @@
     <w:uiPriority w:val="9"/>
     <w:unhideWhenUsed/>
     <w:qFormat/>
-    <w:rsid w:val="00FC693F"/>
+    <w:rsid w:val="006E0348"/>
     <w:pPr>
       <w:keepNext/>
       <w:keepLines/>
@@ -3197,10 +3007,8 @@
       <w:outlineLvl w:val="1"/>
     </w:pPr>
     <w:rPr>
-      <w:rFonts w:asciiTheme="majorHAnsi" w:eastAsiaTheme="majorEastAsia" w:hAnsiTheme="majorHAnsi" w:cstheme="majorBidi"/>
-      <w:b/>
+      <w:rFonts w:asciiTheme="majorHAnsi" w:eastAsia="黑体" w:hAnsiTheme="majorHAnsi" w:cstheme="majorBidi"/>
       <w:bCs/>
-      <w:color w:val="17365D"/>
       <w:sz w:val="25"/>
       <w:szCs w:val="26"/>
     </w:rPr>
@@ -3453,13 +3261,11 @@
     <w:basedOn w:val="a2"/>
     <w:link w:val="1"/>
     <w:uiPriority w:val="9"/>
-    <w:rsid w:val="00FC693F"/>
+    <w:rsid w:val="006E0348"/>
     <w:rPr>
-      <w:rFonts w:asciiTheme="majorHAnsi" w:eastAsiaTheme="majorEastAsia" w:hAnsiTheme="majorHAnsi" w:cstheme="majorBidi"/>
-      <w:b/>
+      <w:rFonts w:asciiTheme="majorHAnsi" w:eastAsia="黑体" w:hAnsiTheme="majorHAnsi" w:cstheme="majorBidi"/>
       <w:bCs/>
-      <w:color w:val="365F91" w:themeColor="accent1" w:themeShade="BF"/>
-      <w:sz w:val="28"/>
+      <w:sz w:val="32"/>
       <w:szCs w:val="28"/>
     </w:rPr>
   </w:style>
@@ -3468,13 +3274,11 @@
     <w:basedOn w:val="a2"/>
     <w:link w:val="21"/>
     <w:uiPriority w:val="9"/>
-    <w:rsid w:val="00FC693F"/>
+    <w:rsid w:val="006E0348"/>
     <w:rPr>
-      <w:rFonts w:asciiTheme="majorHAnsi" w:eastAsiaTheme="majorEastAsia" w:hAnsiTheme="majorHAnsi" w:cstheme="majorBidi"/>
-      <w:b/>
+      <w:rFonts w:asciiTheme="majorHAnsi" w:eastAsia="黑体" w:hAnsiTheme="majorHAnsi" w:cstheme="majorBidi"/>
       <w:bCs/>
-      <w:color w:val="4F81BD" w:themeColor="accent1"/>
-      <w:sz w:val="26"/>
+      <w:sz w:val="25"/>
       <w:szCs w:val="26"/>
     </w:rPr>
   </w:style>
@@ -3575,7 +3379,7 @@
     <w:basedOn w:val="a1"/>
     <w:uiPriority w:val="34"/>
     <w:qFormat/>
-    <w:rsid w:val="00FC693F"/>
+    <w:rsid w:val="006E0348"/>
     <w:pPr>
       <w:ind w:left="720"/>
       <w:contextualSpacing/>
